--- a/QED Course/Lesson 23 Relativistic Probability and Current.docx
+++ b/QED Course/Lesson 23 Relativistic Probability and Current.docx
@@ -58,7 +58,7 @@
     </w:p>
     <w:p>
       <w:pPr>
-        <w:pStyle w:val="Heading1"/>
+        <w:pStyle w:val="Heading2"/>
       </w:pPr>
       <w:r>
         <w:t>How to use this lesson</w:t>
@@ -66,7 +66,7 @@
     </w:p>
     <w:p>
       <w:r>
-        <w:t>Lesson 17 identified the central defect of the Klein Gordon equation as a probability current whose time component is not positive definite, traced directly to the equation being second order in time. Lesson 18 argued that a first-order equation should fix this, and Lesson 19 constructed the Dirac equation to be exactly that. This short lesson closes the loop: it derives the Dirac current from the equation directly, following the same method used for the Schrodinger current in Lesson 9, and confirms explicitly that its time component is a sum of squared magnitudes, manifestly nonnegative.</w:t>
+        <w:t>Lesson 17 identified the central defect of the Klein–Gordon equation as a probability current whose time component is not positive definite, traced directly to the equation being second order in time. Lesson 18 argued that a first-order equation should fix this, and Lesson 19 constructed the Dirac equation to be exactly that. This short lesson closes the loop: it derives the Dirac current from the equation directly, following the same method used for the Schrödinger current in Lesson 9, and confirms explicitly that its time component is a sum of squared magnitudes, manifestly nonnegative.</w:t>
       </w:r>
     </w:p>
     <w:p>
@@ -76,7 +76,7 @@
     </w:p>
     <w:p>
       <w:pPr>
-        <w:pStyle w:val="Heading2"/>
+        <w:pStyle w:val="Heading3"/>
       </w:pPr>
       <w:r>
         <w:t>Learning objectives</w:t>
@@ -111,7 +111,7 @@
         <w:pStyle w:val="ListBullet"/>
       </w:pPr>
       <w:r>
-        <w:t>Contrast this result directly with the Klein Gordon current of Lesson 17 and identify the structural reason for the difference.</w:t>
+        <w:t>Contrast this result directly with the Klein–Gordon current of Lesson 17 and identify the structural reason for the difference.</w:t>
       </w:r>
     </w:p>
     <w:p>
@@ -148,7 +148,7 @@
     </w:p>
     <w:p>
       <w:pPr>
-        <w:pStyle w:val="Heading2"/>
+        <w:pStyle w:val="Heading3"/>
       </w:pPr>
       <w:r>
         <w:t>Notation and conventions</w:t>
@@ -474,7 +474,7 @@
     </w:tbl>
     <w:p>
       <w:pPr>
-        <w:pStyle w:val="Heading1"/>
+        <w:pStyle w:val="Heading2"/>
       </w:pPr>
       <w:r>
         <w:t>1 Deriving the current</w:t>
@@ -482,7 +482,7 @@
     </w:p>
     <w:p>
       <w:pPr>
-        <w:pStyle w:val="Heading2"/>
+        <w:pStyle w:val="Heading3"/>
       </w:pPr>
       <w:r>
         <w:t>1.1 The Dirac equation and its adjoint</w:t>
@@ -777,7 +777,7 @@
     </w:p>
     <w:p>
       <w:pPr>
-        <w:pStyle w:val="Heading2"/>
+        <w:pStyle w:val="Heading3"/>
       </w:pPr>
       <w:r>
         <w:t>1.2 A subtlety worth flagging</w:t>
@@ -785,14 +785,15 @@
     </w:p>
     <w:p>
       <w:r>
-        <w:t>The adjoint equation has the derivative acting to the left, on ψ̄, rather than to the right, on ψ; this asymmetry is precisely analogous to the bra-ket asymmetry of Lesson 9's derivation of the Schrodinger current, where the complex-conjugated equation for ψ* also had its derivative structure mirrored relative to the original equation for ψ. The method of Section 2 exploits exactly this mirrored structure, exactly as it did there.</w:t>
+        <w:t>The adjoint equation has the derivative acting to the left, on ψ̄, rather than to the right, on ψ; this asymmetry is precisely analogous to the bra-ket asymmetry of Lesson 9's derivation of the Schrödinger current, where the complex-conjugated equation for ψ* also had its derivative structure mirrored relative to the original equation for ψ. The method of Section 2 exploits exactly this mirrored structure, exactly as it did there.</w:t>
       </w:r>
     </w:p>
     <w:p>
-      <w:pPr>
-        <w:pStyle w:val="Heading3"/>
-      </w:pPr>
       <w:r>
+        <w:rPr>
+          <w:b/>
+          <w:i/>
+        </w:rPr>
         <w:t>Worked example 1</w:t>
       </w:r>
     </w:p>
@@ -803,7 +804,7 @@
     </w:p>
     <w:p>
       <w:pPr>
-        <w:pStyle w:val="Heading1"/>
+        <w:pStyle w:val="Heading2"/>
       </w:pPr>
       <w:r>
         <w:t>2 Constructing the conserved current</w:t>
@@ -811,7 +812,7 @@
     </w:p>
     <w:p>
       <w:pPr>
-        <w:pStyle w:val="Heading2"/>
+        <w:pStyle w:val="Heading3"/>
       </w:pPr>
       <w:r>
         <w:t>2.1 Multiply and subtract</w:t>
@@ -1128,14 +1129,15 @@
     </w:p>
     <w:p>
       <w:r>
-        <w:t>gives ∂_μj^μ=0: a genuinely conserved current, built entirely from ψ and the gamma matrices, with no arbitrary factor of i needed this time (in contrast with the Klein Gordon current of Lesson 17, Section 3.1, where the factor of i was inserted by hand to make the current real; here reality is automatic, as Section 3 confirms).</w:t>
+        <w:t>gives ∂_μj^μ=0: a genuinely conserved current, built entirely from ψ and the gamma matrices, with no arbitrary factor of i needed this time (in contrast with the Klein–Gordon current of Lesson 17, Section 3.1, where the factor of i was inserted by hand to make the current real; here reality is automatic, as Section 3 confirms).</w:t>
       </w:r>
     </w:p>
     <w:p>
-      <w:pPr>
-        <w:pStyle w:val="Heading3"/>
-      </w:pPr>
       <w:r>
+        <w:rPr>
+          <w:b/>
+          <w:i/>
+        </w:rPr>
         <w:t>Worked example 2</w:t>
       </w:r>
     </w:p>
@@ -1146,7 +1148,7 @@
     </w:p>
     <w:p>
       <w:pPr>
-        <w:pStyle w:val="Heading1"/>
+        <w:pStyle w:val="Heading2"/>
       </w:pPr>
       <w:r>
         <w:t>3 Positive definiteness</w:t>
@@ -1154,7 +1156,7 @@
     </w:p>
     <w:p>
       <w:pPr>
-        <w:pStyle w:val="Heading2"/>
+        <w:pStyle w:val="Heading3"/>
       </w:pPr>
       <w:r>
         <w:t>3.1 The time component</w:t>
@@ -1396,7 +1398,21 @@
     </w:p>
     <w:p>
       <w:r>
-        <w:t>a sum of squared magnitudes, manifestly nonnegative for any ψ, and strictly positive unless every component of ψ vanishes. This is exactly the structure of the Schrodinger probability density of Lesson 9, ρ=|ψ|², now generalized to four components, and it resolves, completely and without qualification, the difficulty that motivated the entire search beginning in Lesson 18.</w:t>
+        <w:t>a sum of squared magnitudes, manifestly nonnegative for any ψ, and strictly positive unless every component of ψ vanishes. This is exactly the structure of the Schrödinger probability density of Lesson 9, ρ=|ψ|², now generalized to four components, and it resolves, completely and without qualification, the difficulty that motivated the entire search beginning in Lesson 18.</w:t>
+      </w:r>
+    </w:p>
+    <w:p>
+      <w:r>
+        <w:rPr>
+          <w:b/>
+          <w:i/>
+        </w:rPr>
+        <w:t>Worked example 3</w:t>
+      </w:r>
+    </w:p>
+    <w:p>
+      <w:r>
+        <w:t>Contrast this directly with the Klein–Gordon result of Lesson 17, Worked example 3, where ρ could be made negative by choosing a suitable superposition of positive- and negative-energy modes. For the Dirac current, no such construction is possible: whatever superposition of u(p) and v(p) spinors is used to build ψ, ρ=ψ†ψ remains a sum of four nonnegative terms, term by term, with no possibility of cancellation to a negative total. The structural reason, as anticipated in Lesson 18, Section 1.2, is that the Dirac equation is first order in time, so ψ(x,0) alone (with no independent ∂_tψ(x,0) needed) determines the state, and ρ is built directly and only from ψ itself, never from a bilinear combination of ψ and its time derivative the way the Klein–Gordon current required.</w:t>
       </w:r>
     </w:p>
     <w:p>
@@ -1404,12 +1420,12 @@
         <w:pStyle w:val="Heading3"/>
       </w:pPr>
       <w:r>
-        <w:t>Worked example 3</w:t>
+        <w:t>3.2 Why this works and the Klein–Gordon current does not</w:t>
       </w:r>
     </w:p>
     <w:p>
       <w:r>
-        <w:t>Contrast this directly with the Klein Gordon result of Lesson 17, Worked example 3, where ρ could be made negative by choosing a suitable superposition of positive- and negative-energy modes. For the Dirac current, no such construction is possible: whatever superposition of u(p) and v(p) spinors is used to build ψ, ρ=ψ†ψ remains a sum of four nonnegative terms, term by term, with no possibility of cancellation to a negative total. The structural reason, as anticipated in Lesson 18, Section 1.2, is that the Dirac equation is first order in time, so ψ(x,0) alone (with no independent ∂_tψ(x,0) needed) determines the state, and ρ is built directly and only from ψ itself, never from a bilinear combination of ψ and its time derivative the way the Klein Gordon current required.</w:t>
+        <w:t>The Klein–Gordon current of Lesson 17 was built from φ and ∂_tφ together, ρ_(KG)=i(φ*∂_tφ−φ∂_tφ*), because the equation's second-order character made both independently specifiable, and this bilinear structure is what allowed a relative phase between the two to produce a negative result (Lesson 17, Worked example 4). The Dirac current uses ψ alone. No derivative appears in j^μ at all, since ψ̄γ^μψ is built purely algebraically from ψ at a single spacetime point, so nothing in ρ can spoil its sign. This is the structural payoff of Lesson 18's entire program, realized concretely.</w:t>
       </w:r>
     </w:p>
     <w:p>
@@ -1417,34 +1433,12 @@
         <w:pStyle w:val="Heading2"/>
       </w:pPr>
       <w:r>
-        <w:t>3.2 Why this works and the Klein Gordon current does not</w:t>
-      </w:r>
-    </w:p>
-    <w:p>
-      <w:r>
-        <w:t>The Klein Gordon current of Lesson 17 was built from φ and ∂_tφ together, ρ_(KG)=i(φ</w:t>
-      </w:r>
-      <w:r>
-        <w:rPr>
-          <w:i/>
-        </w:rPr>
-        <w:t>∂_tφ−φ∂_tφ</w:t>
-      </w:r>
-      <w:r>
-        <w:t>), because the equation's second-order character made both independently specifiable, and this bilinear structure is what allowed a relative phase between the two to produce a negative result (Lesson 17, Worked example 4). The Dirac current uses ψ alone. No derivative appears in j^μ at all, since ψ̄γ^μψ is built purely algebraically from ψ at a single spacetime point, so nothing in ρ can spoil its sign. This is the structural payoff of Lesson 18's entire program, realized concretely.</w:t>
-      </w:r>
-    </w:p>
-    <w:p>
-      <w:pPr>
-        <w:pStyle w:val="Heading1"/>
-      </w:pPr>
-      <w:r>
         <w:t>4 The current for a plane wave</w:t>
       </w:r>
     </w:p>
     <w:p>
       <w:pPr>
-        <w:pStyle w:val="Heading2"/>
+        <w:pStyle w:val="Heading3"/>
       </w:pPr>
       <w:r>
         <w:t>4.1 Setup</w:t>
@@ -1539,7 +1533,7 @@
     </w:p>
     <w:p>
       <w:pPr>
-        <w:pStyle w:val="Heading2"/>
+        <w:pStyle w:val="Heading3"/>
       </w:pPr>
       <w:r>
         <w:t>4.2 The time and space components</w:t>
@@ -1627,7 +1621,7 @@
           <m:r>
             <m:t xml:space="preserve">=</m:t>
           </m:r>
-          <m:sSub>
+          <m:sSubSup>
             <m:e>
               <m:r>
                 <m:t xml:space="preserve">u</m:t>
@@ -1635,10 +1629,15 @@
             </m:e>
             <m:sub>
               <m:r>
-                <m:t xml:space="preserve">s†</m:t>
+                <m:t xml:space="preserve">s</m:t>
               </m:r>
             </m:sub>
-          </m:sSub>
+            <m:sup>
+              <m:r>
+                <m:t xml:space="preserve">†</m:t>
+              </m:r>
+            </m:sup>
+          </m:sSubSup>
           <m:d>
             <m:dPr/>
             <m:e>
@@ -1742,14 +1741,15 @@
     </w:p>
     <w:p>
       <w:r>
-        <w:t>using the covariant normalization u†(p)u(p)=2E_p established in Lesson 19, Section 7. The current j^μ=(2E_p,2p) is proportional to the four-momentum p^μ=(E_p,p) itself, exactly the nonrelativistic pattern j=ρv found in Lesson 9 and again for the Klein Gordon current in Lesson 17, Exercise 5, now confirmed once more for the Dirac case: j = ρ(p/E_p) = ρv, with v the classical velocity of Lesson 3.</w:t>
+        <w:t>using the covariant normalization u†(p)u(p)=2E_p established in Lesson 19, Section 7. The current j^μ=(2E_p,2p) is proportional to the four-momentum p^μ=(E_p,p) itself, exactly the nonrelativistic pattern j=ρv found in Lesson 9 and again for the Klein–Gordon current in Lesson 17, Exercise 5, now confirmed once more for the Dirac case: j = ρ(p/E_p) = ρv, with v the classical velocity of Lesson 3.</w:t>
       </w:r>
     </w:p>
     <w:p>
-      <w:pPr>
-        <w:pStyle w:val="Heading3"/>
-      </w:pPr>
       <w:r>
+        <w:rPr>
+          <w:b/>
+          <w:i/>
+        </w:rPr>
         <w:t>Worked example 4</w:t>
       </w:r>
     </w:p>
@@ -1760,7 +1760,7 @@
     </w:p>
     <w:p>
       <w:pPr>
-        <w:pStyle w:val="Heading1"/>
+        <w:pStyle w:val="Heading2"/>
       </w:pPr>
       <w:r>
         <w:t>5 The current as a source: a preview of the electromagnetic coupling</w:t>
@@ -1768,7 +1768,7 @@
     </w:p>
     <w:p>
       <w:pPr>
-        <w:pStyle w:val="Heading2"/>
+        <w:pStyle w:val="Heading3"/>
       </w:pPr>
       <w:r>
         <w:t>5.1 Charge density</w:t>
@@ -1776,12 +1776,12 @@
     </w:p>
     <w:p>
       <w:r>
-        <w:t>Multiplying j^μ by the particle's electric charge (−e for the electron, in the sign convention adopted in Lesson 43) gives the electric four-current, j^μ_(EM) = −e ψ̄γ^μψ, whose time component, −eρ, is the electric charge density associated with the Dirac field. Because ρ is positive definite (Section 3.1), the sign of the charge density is fixed entirely by the sign of the particle's charge e, never flipping sign due to any feature of ψ itself, in contrast with the Klein Gordon case, where the sign ambiguity of ρ itself (before the field-theoretic reinterpretation of Lesson 32) was the entire difficulty.</w:t>
+        <w:t>Multiplying j^μ by the particle's electric charge (−e for the electron, in the sign convention adopted in Lesson 43) gives the electric four-current, j^μ_(EM) = −e ψ̄γ^μψ, whose time component, −eρ, is the electric charge density associated with the Dirac field. Because ρ is positive definite (Section 3.1), the sign of the charge density is fixed entirely by the sign of the particle's charge e, never flipping sign due to any feature of ψ itself, in contrast with the Klein–Gordon case, where the sign ambiguity of ρ itself (before the field-theoretic reinterpretation of Lesson 32) was the entire difficulty.</w:t>
       </w:r>
     </w:p>
     <w:p>
       <w:pPr>
-        <w:pStyle w:val="Heading2"/>
+        <w:pStyle w:val="Heading3"/>
       </w:pPr>
       <w:r>
         <w:t>5.2 Why this matters for QED</w:t>
@@ -1793,10 +1793,11 @@
       </w:r>
     </w:p>
     <w:p>
-      <w:pPr>
-        <w:pStyle w:val="Heading3"/>
-      </w:pPr>
       <w:r>
+        <w:rPr>
+          <w:b/>
+          <w:i/>
+        </w:rPr>
         <w:t>Worked example 5</w:t>
       </w:r>
     </w:p>
@@ -1807,7 +1808,7 @@
     </w:p>
     <w:p>
       <w:pPr>
-        <w:pStyle w:val="Heading1"/>
+        <w:pStyle w:val="Heading2"/>
       </w:pPr>
       <w:r>
         <w:t>6 The continuity equation with a source</w:t>
@@ -1815,7 +1816,7 @@
     </w:p>
     <w:p>
       <w:pPr>
-        <w:pStyle w:val="Heading2"/>
+        <w:pStyle w:val="Heading3"/>
       </w:pPr>
       <w:r>
         <w:t>6.1 Interacting case</w:t>
@@ -1827,10 +1828,11 @@
       </w:r>
     </w:p>
     <w:p>
-      <w:pPr>
-        <w:pStyle w:val="Heading3"/>
-      </w:pPr>
       <w:r>
+        <w:rPr>
+          <w:b/>
+          <w:i/>
+        </w:rPr>
         <w:t>Worked example 6</w:t>
       </w:r>
     </w:p>
@@ -1841,7 +1843,7 @@
     </w:p>
     <w:p>
       <w:pPr>
-        <w:pStyle w:val="Heading1"/>
+        <w:pStyle w:val="Heading2"/>
       </w:pPr>
       <w:r>
         <w:t>7 The arc from Lesson 17 to here</w:t>
@@ -1849,7 +1851,7 @@
     </w:p>
     <w:p>
       <w:pPr>
-        <w:pStyle w:val="Heading2"/>
+        <w:pStyle w:val="Heading3"/>
       </w:pPr>
       <w:r>
         <w:t>7.1 A brief retrospective</w:t>
@@ -1862,7 +1864,7 @@
     </w:p>
     <w:p>
       <w:pPr>
-        <w:pStyle w:val="Heading2"/>
+        <w:pStyle w:val="Heading3"/>
       </w:pPr>
       <w:r>
         <w:t>7.2 What remains, and what is settled</w:t>
@@ -1874,10 +1876,11 @@
       </w:r>
     </w:p>
     <w:p>
-      <w:pPr>
-        <w:pStyle w:val="Heading3"/>
-      </w:pPr>
       <w:r>
+        <w:rPr>
+          <w:b/>
+          <w:i/>
+        </w:rPr>
         <w:t>Worked example 7</w:t>
       </w:r>
     </w:p>
@@ -1888,7 +1891,7 @@
     </w:p>
     <w:p>
       <w:pPr>
-        <w:pStyle w:val="Heading1"/>
+        <w:pStyle w:val="Heading2"/>
       </w:pPr>
       <w:r>
         <w:t>8 Connections to QED</w:t>
@@ -2183,7 +2186,7 @@
     </w:p>
     <w:p>
       <w:pPr>
-        <w:pStyle w:val="Heading1"/>
+        <w:pStyle w:val="Heading2"/>
       </w:pPr>
       <w:r>
         <w:t>9 Summary</w:t>
@@ -2234,7 +2237,7 @@
         </w:numPr>
       </w:pPr>
       <w:r>
-        <w:t>This resolves the Klein Gordon difficulty of Lesson 17 completely, because ρ here is built from ψ alone, with no bilinear dependence on a time derivative that could spoil its sign.</w:t>
+        <w:t>This resolves the Klein–Gordon difficulty of Lesson 17 completely, because ρ here is built from ψ alone, with no bilinear dependence on a time derivative that could spoil its sign.</w:t>
       </w:r>
     </w:p>
     <w:p>
@@ -2287,7 +2290,7 @@
     </w:p>
     <w:p>
       <w:pPr>
-        <w:pStyle w:val="Heading1"/>
+        <w:pStyle w:val="Heading2"/>
       </w:pPr>
       <w:r>
         <w:t>Exercises</w:t>
@@ -2753,7 +2756,7 @@
           </w:tcPr>
           <w:p>
             <w:r>
-              <w:t>Explain, in your own words, why the Dirac current's derivation in Section 2.1 required no arbitrary insertion of a factor of i, unlike the Klein Gordon current of Lesson 17, Section 3.1.</w:t>
+              <w:t>Explain, in your own words, why the Dirac current's derivation in Section 2.1 required no arbitrary insertion of a factor of i, unlike the Klein–Gordon current of Lesson 17, Section 3.1.</w:t>
             </w:r>
           </w:p>
         </w:tc>
@@ -2947,7 +2950,7 @@
     </w:tbl>
     <w:p>
       <w:pPr>
-        <w:pStyle w:val="Heading1"/>
+        <w:pStyle w:val="Heading2"/>
       </w:pPr>
       <w:r>
         <w:t>Solutions</w:t>
@@ -2978,7 +2981,7 @@
         <w:t xml:space="preserve"> </w:t>
       </w:r>
       <w:r>
-        <w:t>ψ†ψ = \|1+i\|²+\|2\|²+\|0\|²+\|i\|² = 2+4+0+1 = 7, a positive real number, as required.</w:t>
+        <w:t>ψ†ψ = |1+i|²+|2|²+|0|²+|i|² = 2+4+0+1 = 7, a positive real number, as required.</w:t>
       </w:r>
     </w:p>
     <w:p>
@@ -2992,7 +2995,7 @@
         <w:t xml:space="preserve"> </w:t>
       </w:r>
       <w:r>
-        <w:t>ψ†ψ = Σᵢ\|ψᵢ\|² is a sum of nonnegative terms; it equals zero only if every term \|ψᵢ\|² individually equals zero (since a sum of nonnegative numbers is zero only when every term is), which requires every component ψᵢ=0, that is ψ=0.</w:t>
+        <w:t>ψ†ψ = Σᵢ|ψᵢ|² is a sum of nonnegative terms; it equals zero only if every term |ψᵢ|² individually equals zero (since a sum of nonnegative numbers is zero only when every term is), which requires every component ψᵢ=0, that is ψ=0.</w:t>
       </w:r>
     </w:p>
     <w:p>
@@ -3104,16 +3107,7 @@
         <w:t xml:space="preserve"> </w:t>
       </w:r>
       <w:r>
-        <w:t>The Dirac current ψ̄γ^μψ, built from a first-order equation, is automatically Hermitian (its own complex conjugate) without any extra factor, because ψ̄γ^μψ, viewed as a 1×1 matrix (a number), equals its own conjugate transpose by the Hermiticity properties of the gamma matrices baked into the definition of ψ̄ itself (Lesson 21, Section 1.2); the Klein Gordon bilinear φ</w:t>
-      </w:r>
-      <w:r>
-        <w:rPr>
-          <w:i/>
-        </w:rPr>
-        <w:t>∂^μφ−φ∂^μφ</w:t>
-      </w:r>
-      <w:r>
-        <w:t>, by contrast, is manifestly purely imaginary on its own (being the difference of a quantity and its conjugate), requiring the explicit factor of i to convert it into a real, physically sensible current.</w:t>
+        <w:t>The Dirac current ψ̄γ^μψ, built from a first-order equation, is automatically Hermitian (its own complex conjugate) without any extra factor, because ψ̄γ^μψ, viewed as a 1×1 matrix (a number), equals its own conjugate transpose by the Hermiticity properties of the gamma matrices baked into the definition of ψ̄ itself (Lesson 21, Section 1.2); the Klein–Gordon bilinear φ*∂^μφ−φ∂^μφ*, by contrast, is manifestly purely imaginary on its own (being the difference of a quantity and its conjugate), requiring the explicit factor of i to convert it into a real, physically sensible current.</w:t>
       </w:r>
     </w:p>
     <w:p>
@@ -3169,7 +3163,7 @@
         <w:t xml:space="preserve"> </w:t>
       </w:r>
       <w:r>
-        <w:t>"Positive definite" applied to ρ=ψ†ψ in this lesson describes a mathematical property of a bilinear form (a sum of squared magnitudes, guaranteed nonnegative for every possible ψ, by the structure of the inner product itself); it says nothing about energy. The classical relativistic energy E=γm of Lesson 3 is separately always positive for a physical particle with real velocity \|v\|&lt;1, but this positivity is a consequence of the specific formula E=γm and the physical restriction \|v\|&lt;1, not an algebraic guarantee from the structure of a bilinear form the way ρ=ψ†ψ's positivity is; the two uses of "positive" describe unrelated mathematical facts about different objects, and conflating them would be a category error.</w:t>
+        <w:t>"Positive definite" applied to ρ=ψ†ψ in this lesson describes a mathematical property of a bilinear form (a sum of squared magnitudes, guaranteed nonnegative for every possible ψ, by the structure of the inner product itself); it says nothing about energy. The classical relativistic energy E=γm of Lesson 3 is separately always positive for a physical particle with real velocity |v|&lt;1, but this positivity is a consequence of the specific formula E=γm and the physical restriction |v|&lt;1, not an algebraic guarantee from the structure of a bilinear form the way ρ=ψ†ψ's positivity is; the two uses of "positive" describe unrelated mathematical facts about different objects, and conflating them would be a category error.</w:t>
       </w:r>
     </w:p>
     <w:p>
@@ -3188,7 +3182,7 @@
     </w:p>
     <w:p>
       <w:pPr>
-        <w:pStyle w:val="Heading1"/>
+        <w:pStyle w:val="Heading2"/>
       </w:pPr>
       <w:r>
         <w:t>Mastery checklist</w:t>
@@ -3223,7 +3217,7 @@
         <w:pStyle w:val="ListBullet"/>
       </w:pPr>
       <w:r>
-        <w:t>I can explain, structurally, why the Dirac current avoids the sign problem that afflicted the Klein Gordon current.</w:t>
+        <w:t>I can explain, structurally, why the Dirac current avoids the sign problem that afflicted the Klein–Gordon current.</w:t>
       </w:r>
     </w:p>
     <w:p>
@@ -3255,12 +3249,12 @@
         <w:pStyle w:val="ListBullet"/>
       </w:pPr>
       <w:r>
-        <w:t>I can summarize, in a short paragraph, the complete arc of Part III from the Klein Gordon difficulty to its resolution here.</w:t>
+        <w:t>I can summarize, in a short paragraph, the complete arc of Part III from the Klein–Gordon difficulty to its resolution here.</w:t>
       </w:r>
     </w:p>
     <w:p>
       <w:pPr>
-        <w:pStyle w:val="Heading1"/>
+        <w:pStyle w:val="Heading2"/>
       </w:pPr>
       <w:r>
         <w:t>Next lesson</w:t>
